--- a/aura-documents/output/word/03-safety-and-privacy/03-data-protection-confidentiality-policy.docx
+++ b/aura-documents/output/word/03-safety-and-privacy/03-data-protection-confidentiality-policy.docx
@@ -30,7 +30,7 @@
           <w:color w:val="7A6753"/>
           <w:sz w:val="16"/>
         </w:rPr>
-        <w:t xml:space="preserve">Document No. AUR-SAF-03 · Version 0.1 (Draft) · Owner: General Manager · Effective: </w:t>
+        <w:t xml:space="preserve">Document No. AUR-SAF-03 · Version 0.2 (Draft) · Owner: General Manager · Effective: </w:t>
       </w:r>
       <w:r>
         <w:rPr>
@@ -144,7 +144,7 @@
           <w:color w:val="4A3A2C"/>
           <w:sz w:val="20"/>
         </w:rPr>
-        <w:t>) for the Dubai studio in Jumeirah 1, in any format: paper, digital, audio and video. It applies to employees, Hosts, clinicians, contractors and anyone with access to our systems.</w:t>
+        <w:t>) for the Dubai studio in Jumeirah 1, in any format: paper, digital, audio and video. It applies to employees, Hosts, Healers, contractors and anyone with access to our systems.</w:t>
       </w:r>
     </w:p>
     <w:p>
@@ -184,7 +184,7 @@
           <w:color w:val="4A3A2C"/>
           <w:sz w:val="20"/>
         </w:rPr>
-        <w:t xml:space="preserve"> Federal Decree-Law No. 45 of 2021 on the Protection of Personal Data (PDPL) and its executive regulations as issued. Health data relating to IV Nutrient Therapy and any DHA-regulated service is also handled in line with UAE health data laws and DHA requirements, subject to DHA requirements </w:t>
+        <w:t xml:space="preserve"> Federal Decree-Law No. 45 of 2021 on the Protection of Personal Data (PDPL) and its executive regulations as issued. No medical treatments are offered at launch, so no clinical records are created. Wellness intake data, and any information shared with the </w:t>
       </w:r>
       <w:r>
         <w:rPr>
@@ -194,7 +194,7 @@
           <w:color w:val="A6754C"/>
           <w:sz w:val="20"/>
         </w:rPr>
-        <w:t>[DHA licence / approval reference]</w:t>
+        <w:t>[Medical Director named on the licence]</w:t>
       </w:r>
       <w:r>
         <w:rPr>
@@ -204,7 +204,7 @@
           <w:color w:val="4A3A2C"/>
           <w:sz w:val="20"/>
         </w:rPr>
-        <w:t>.</w:t>
+        <w:t xml:space="preserve"> for escalation, is handled in line with UAE health data laws and DHA requirements where applicable. If clinical services (for example IV Nutrient Therapy) are added in future, subject to DHA licensing, this policy would be updated for clinical record keeping.</w:t>
       </w:r>
     </w:p>
     <w:p>
@@ -710,7 +710,7 @@
                 <w:color w:val="4A3A2C"/>
                 <w:sz w:val="17"/>
               </w:rPr>
-              <w:t>Bookings, confirmations, safety</w:t>
+              <w:t>Bookings (online and WhatsApp), confirmations, safety</w:t>
             </w:r>
           </w:p>
         </w:tc>
@@ -838,7 +838,7 @@
                 <w:color w:val="4A3A2C"/>
                 <w:sz w:val="17"/>
               </w:rPr>
-              <w:t>Clinical records (sensitive)</w:t>
+              <w:t>Healer consultation notes (sensitive)</w:t>
             </w:r>
           </w:p>
         </w:tc>
@@ -858,7 +858,7 @@
                 <w:color w:val="4A3A2C"/>
                 <w:sz w:val="17"/>
               </w:rPr>
-              <w:t>IV assessment, prescription, batch numbers, vital signs, adverse reactions</w:t>
+              <w:t>Core concern identified at the first visit, personalised package or programme, energy-healing and nervous-system notes</w:t>
             </w:r>
           </w:p>
         </w:tc>
@@ -878,7 +878,7 @@
                 <w:color w:val="4A3A2C"/>
                 <w:sz w:val="17"/>
               </w:rPr>
-              <w:t>Delivering IV Nutrient Therapy safely; DHA record keeping</w:t>
+              <w:t>Designing and reviewing the guest's programme</w:t>
             </w:r>
           </w:p>
         </w:tc>
@@ -898,7 +898,7 @@
                 <w:color w:val="4A3A2C"/>
                 <w:sz w:val="17"/>
               </w:rPr>
-              <w:t>Legal obligation (DHA); explicit consent</w:t>
+              <w:t>Explicit consent</w:t>
             </w:r>
           </w:p>
         </w:tc>
@@ -1026,7 +1026,7 @@
                 <w:color w:val="4A3A2C"/>
                 <w:sz w:val="17"/>
               </w:rPr>
-              <w:t>Modalities booked, time bands, session notes, host notes</w:t>
+              <w:t>Modalities and sessions booked (including Sound Healing and Guided Breathwork), times, session notes, host notes, combinations suggested</w:t>
             </w:r>
           </w:p>
         </w:tc>
@@ -1110,7 +1110,7 @@
                 <w:color w:val="4A3A2C"/>
                 <w:sz w:val="17"/>
               </w:rPr>
-              <w:t>Plan (Single Reset, Restore, Elevate, founding member), billing dates, pauses, card token, invoices</w:t>
+              <w:t>Plan (Single Reset, Restore, Elevate, founding member), packages, billing dates, pauses, card or Apple Pay token, cash receipts, retail purchases, invoices</w:t>
             </w:r>
           </w:p>
         </w:tc>
@@ -1194,7 +1194,7 @@
                 <w:color w:val="4A3A2C"/>
                 <w:sz w:val="17"/>
               </w:rPr>
-              <w:t>Images in reception, entrances and corridors (never in changing rooms, showers, treatment rooms or the IV room)</w:t>
+              <w:t>Images in reception, entrances and corridors (never in changing rooms, showers, treatment rooms or consultation rooms)</w:t>
             </w:r>
           </w:p>
         </w:tc>
@@ -1425,7 +1425,7 @@
                 <w:color w:val="4A3A2C"/>
                 <w:sz w:val="17"/>
               </w:rPr>
-              <w:t>Website and social</w:t>
+              <w:t>Website, social and ad leads</w:t>
             </w:r>
           </w:p>
         </w:tc>
@@ -1446,7 +1446,7 @@
                 <w:color w:val="4A3A2C"/>
                 <w:sz w:val="17"/>
               </w:rPr>
-              <w:t xml:space="preserve">Enquiries via </w:t>
+              <w:t xml:space="preserve">Enquiries and lead forms from paid ad campaigns (Meta / Instagram / Google), </w:t>
             </w:r>
             <w:r>
               <w:rPr>
@@ -1466,6 +1466,26 @@
                 <w:color w:val="4A3A2C"/>
                 <w:sz w:val="17"/>
               </w:rPr>
+              <w:t xml:space="preserve">, </w:t>
+            </w:r>
+            <w:r>
+              <w:rPr>
+                <w:rFonts w:ascii="Jost" w:hAnsi="Jost" w:cs="Jost" w:eastAsia="Jost"/>
+                <w:b w:val="0"/>
+                <w:i w:val="0"/>
+                <w:color w:val="A6754C"/>
+                <w:sz w:val="17"/>
+              </w:rPr>
+              <w:t>[Instagram]</w:t>
+            </w:r>
+            <w:r>
+              <w:rPr>
+                <w:rFonts w:ascii="Jost" w:hAnsi="Jost" w:cs="Jost" w:eastAsia="Jost"/>
+                <w:b w:val="0"/>
+                <w:i w:val="0"/>
+                <w:color w:val="4A3A2C"/>
+                <w:sz w:val="17"/>
+              </w:rPr>
               <w:t xml:space="preserve"> and </w:t>
             </w:r>
             <w:r>
@@ -1476,7 +1496,7 @@
                 <w:color w:val="A6754C"/>
                 <w:sz w:val="17"/>
               </w:rPr>
-              <w:t>[Instagram]</w:t>
+              <w:t>[WhatsApp]</w:t>
             </w:r>
           </w:p>
         </w:tc>
@@ -1497,7 +1517,7 @@
                 <w:color w:val="4A3A2C"/>
                 <w:sz w:val="17"/>
               </w:rPr>
-              <w:t>Responding to enquiries</w:t>
+              <w:t>Responding quickly to enquiries</w:t>
             </w:r>
           </w:p>
         </w:tc>
@@ -1541,7 +1561,7 @@
           <w:color w:val="4A3A2C"/>
           <w:sz w:val="20"/>
         </w:rPr>
-        <w:t xml:space="preserve">We do not take card numbers on paper. Payments are processed by </w:t>
+        <w:t xml:space="preserve">We accept Apple Pay, card and cash (Tabby to follow later). We do not take card numbers on paper. Card and Apple Pay payments are processed by </w:t>
       </w:r>
       <w:r>
         <w:rPr>
@@ -1561,7 +1581,7 @@
           <w:color w:val="4A3A2C"/>
           <w:sz w:val="20"/>
         </w:rPr>
-        <w:t>; we store only a token and the last four digits.</w:t>
+        <w:t>; we store only a token and the last four digits. Cash sales are recorded against the booking with a receipt.</w:t>
       </w:r>
     </w:p>
     <w:p>
@@ -1801,7 +1821,7 @@
                 <w:color w:val="4A3A2C"/>
                 <w:sz w:val="17"/>
               </w:rPr>
-              <w:t>IV clinical records</w:t>
+              <w:t>Healer consultation notes</w:t>
             </w:r>
           </w:p>
         </w:tc>
@@ -1822,7 +1842,7 @@
                 <w:color w:val="A6754C"/>
                 <w:sz w:val="17"/>
               </w:rPr>
-              <w:t>[Per DHA requirements, ___ years]</w:t>
+              <w:t>[___ years after last visit]</w:t>
             </w:r>
           </w:p>
         </w:tc>
@@ -2344,7 +2364,7 @@
                 <w:color w:val="FBF5EE"/>
                 <w:sz w:val="17"/>
               </w:rPr>
-              <w:t>IV clinical records</w:t>
+              <w:t>Healer consultation notes</w:t>
             </w:r>
           </w:p>
         </w:tc>
@@ -2468,7 +2488,7 @@
                 <w:color w:val="4A3A2C"/>
                 <w:sz w:val="17"/>
               </w:rPr>
-              <w:t>No</w:t>
+              <w:t>Package summary only</w:t>
             </w:r>
           </w:p>
         </w:tc>
@@ -2531,7 +2551,7 @@
                 <w:color w:val="4A3A2C"/>
                 <w:sz w:val="17"/>
               </w:rPr>
-              <w:t>Clinicians</w:t>
+              <w:t>Healers</w:t>
             </w:r>
           </w:p>
         </w:tc>
@@ -2594,7 +2614,7 @@
                 <w:color w:val="4A3A2C"/>
                 <w:sz w:val="17"/>
               </w:rPr>
-              <w:t>Yes</w:t>
+              <w:t>Yes (for their guest)</w:t>
             </w:r>
           </w:p>
         </w:tc>
@@ -3042,7 +3062,7 @@
           <w:color w:val="A6754C"/>
           <w:sz w:val="20"/>
         </w:rPr>
-        <w:t>[Booking software provider]</w:t>
+        <w:t>[Booking system — to be chosen]</w:t>
       </w:r>
       <w:r>
         <w:rPr>
@@ -3370,7 +3390,7 @@
           <w:color w:val="4A3A2C"/>
           <w:sz w:val="20"/>
         </w:rPr>
-        <w:t>delete their data (subject to legal retention, e.g. DHA clinical records)</w:t>
+        <w:t>delete their data (subject to legal retention, e.g. tax records)</w:t>
       </w:r>
     </w:p>
     <w:p>
@@ -3820,7 +3840,27 @@
           <w:color w:val="4A3A2C"/>
           <w:sz w:val="20"/>
         </w:rPr>
-        <w:t xml:space="preserve"> where required by the PDPL, notify the UAE Data Office within the required timeframe, and notify affected guests without delay where the breach may harm them. Escalate to the General Manager, Founder &amp; CEO and CEO. Clinical data breaches are also reported to the Clinical Lead and, where required, DHA.</w:t>
+        <w:t xml:space="preserve"> where required by the PDPL, notify the UAE Data Office within the required timeframe, and notify affected guests without delay where the breach may harm them. Escalate to the General Manager, Founder &amp; CEO and CEO. Breaches involving health data are also reported to the </w:t>
+      </w:r>
+      <w:r>
+        <w:rPr>
+          <w:rFonts w:ascii="Jost" w:hAnsi="Jost" w:cs="Jost" w:eastAsia="Jost"/>
+          <w:b w:val="0"/>
+          <w:i w:val="0"/>
+          <w:color w:val="A6754C"/>
+          <w:sz w:val="20"/>
+        </w:rPr>
+        <w:t>[Medical Director named on the licence]</w:t>
+      </w:r>
+      <w:r>
+        <w:rPr>
+          <w:rFonts w:ascii="Jost" w:hAnsi="Jost" w:cs="Jost" w:eastAsia="Jost"/>
+          <w:b w:val="0"/>
+          <w:i w:val="0"/>
+          <w:color w:val="4A3A2C"/>
+          <w:sz w:val="20"/>
+        </w:rPr>
+        <w:t xml:space="preserve"> and, where required, DHA.</w:t>
       </w:r>
     </w:p>
     <w:p>
@@ -4020,6 +4060,32 @@
           <w:sz w:val="20"/>
         </w:rPr>
         <w:t>.</w:t>
+      </w:r>
+    </w:p>
+    <w:p>
+      <w:pPr>
+        <w:pStyle w:val="ListBullet"/>
+        <w:spacing w:before="0" w:after="60" w:line="300" w:lineRule="auto"/>
+      </w:pPr>
+      <w:r>
+        <w:rPr>
+          <w:rFonts w:ascii="Jost" w:hAnsi="Jost" w:cs="Jost" w:eastAsia="Jost"/>
+          <w:b/>
+          <w:i w:val="0"/>
+          <w:color w:val="4A3A2C"/>
+          <w:sz w:val="20"/>
+        </w:rPr>
+        <w:t>Advertising platforms:</w:t>
+      </w:r>
+      <w:r>
+        <w:rPr>
+          <w:rFonts w:ascii="Jost" w:hAnsi="Jost" w:cs="Jost" w:eastAsia="Jost"/>
+          <w:b w:val="0"/>
+          <w:i w:val="0"/>
+          <w:color w:val="4A3A2C"/>
+          <w:sz w:val="20"/>
+        </w:rPr>
+        <w:t xml:space="preserve"> ad-campaign lead data passes through Meta and Google, which may process it outside the UAE; only the data needed to respond is kept.</w:t>
       </w:r>
     </w:p>
     <w:p>
